--- a/BubbleFish - Planning/Legal/2026.03.25 - BubbleFish Enterprise Plan.docx
+++ b/BubbleFish - Planning/Legal/2026.03.25 - BubbleFish Enterprise Plan.docx
@@ -452,7 +452,7 @@
     <w:p>
       <w:r>
         <w:pict w14:anchorId="3B9EBC3A">
-          <v:rect id="_x0000_i1125" style="width:0;height:1.5pt" o:hralign="center" o:hrstd="t" o:hr="t" fillcolor="#a0a0a0" stroked="f"/>
+          <v:rect id="_x0000_i1025" style="width:0;height:1.5pt" o:hralign="center" o:hrstd="t" o:hr="t" fillcolor="#a0a0a0" stroked="f"/>
         </w:pict>
       </w:r>
     </w:p>
@@ -573,7 +573,7 @@
     <w:p>
       <w:r>
         <w:pict w14:anchorId="53A7DDF4">
-          <v:rect id="_x0000_i1126" style="width:0;height:1.5pt" o:hralign="center" o:hrstd="t" o:hr="t" fillcolor="#a0a0a0" stroked="f"/>
+          <v:rect id="_x0000_i1026" style="width:0;height:1.5pt" o:hralign="center" o:hrstd="t" o:hr="t" fillcolor="#a0a0a0" stroked="f"/>
         </w:pict>
       </w:r>
     </w:p>
@@ -723,7 +723,7 @@
     <w:p>
       <w:r>
         <w:pict w14:anchorId="69FAAE28">
-          <v:rect id="_x0000_i1127" style="width:0;height:1.5pt" o:hralign="center" o:hrstd="t" o:hr="t" fillcolor="#a0a0a0" stroked="f"/>
+          <v:rect id="_x0000_i1027" style="width:0;height:1.5pt" o:hralign="center" o:hrstd="t" o:hr="t" fillcolor="#a0a0a0" stroked="f"/>
         </w:pict>
       </w:r>
     </w:p>
@@ -1162,7 +1162,7 @@
       </w:r>
     </w:p>
     <w:p>
-      <w:hyperlink r:id="rId5" w:tgtFrame="_blank" w:history="1">
+      <w:hyperlink r:id="rId7" w:tgtFrame="_blank" w:history="1">
         <w:r>
           <w:rPr>
             <w:rStyle w:val="Hyperlink"/>
@@ -1199,6 +1199,7 @@
       <w:r>
         <w:rPr>
           <w:rStyle w:val="Hyperlink"/>
+          <w:noProof/>
         </w:rPr>
         <w:lastRenderedPageBreak/>
         <mc:AlternateContent>
@@ -1208,7 +1209,7 @@
                 <wp:extent cx="307340" cy="307340"/>
                 <wp:effectExtent l="0" t="0" r="0" b="0"/>
                 <wp:docPr id="911417467" name="Rectangle 3">
-                  <a:hlinkClick xmlns:a="http://schemas.openxmlformats.org/drawingml/2006/main" r:id="rId5" tgtFrame="&quot;_blank&quot;"/>
+                  <a:hlinkClick xmlns:a="http://schemas.openxmlformats.org/drawingml/2006/main" r:id="rId7" tgtFrame="&quot;_blank&quot;"/>
                 </wp:docPr>
                 <wp:cNvGraphicFramePr>
                   <a:graphicFrameLocks xmlns:a="http://schemas.openxmlformats.org/drawingml/2006/main" noChangeAspect="1"/>
@@ -1305,6 +1306,9 @@
     </w:p>
     <w:p>
       <w:r>
+        <w:rPr>
+          <w:noProof/>
+        </w:rPr>
         <w:drawing>
           <wp:inline distT="0" distB="0" distL="0" distR="0" wp14:anchorId="5C6AE936" wp14:editId="51A98BBA">
             <wp:extent cx="5943600" cy="3346450"/>
@@ -1323,7 +1327,7 @@
                     </pic:cNvPicPr>
                   </pic:nvPicPr>
                   <pic:blipFill>
-                    <a:blip r:embed="rId6">
+                    <a:blip r:embed="rId8">
                       <a:extLst>
                         <a:ext uri="{28A0092B-C50C-407E-A947-70E740481C1C}">
                           <a14:useLocalDpi xmlns:a14="http://schemas.microsoft.com/office/drawing/2010/main" val="0"/>
@@ -1357,6 +1361,9 @@
     </w:p>
     <w:p>
       <w:r>
+        <w:rPr>
+          <w:noProof/>
+        </w:rPr>
         <mc:AlternateContent>
           <mc:Choice Requires="wps">
             <w:drawing>
@@ -2148,7 +2155,7 @@
     <w:p>
       <w:r>
         <w:pict w14:anchorId="627B97EA">
-          <v:rect id="_x0000_i1131" style="width:0;height:1.5pt" o:hralign="center" o:hrstd="t" o:hr="t" fillcolor="#a0a0a0" stroked="f"/>
+          <v:rect id="_x0000_i1028" style="width:0;height:1.5pt" o:hralign="center" o:hrstd="t" o:hr="t" fillcolor="#a0a0a0" stroked="f"/>
         </w:pict>
       </w:r>
     </w:p>
@@ -2308,7 +2315,7 @@
     <w:p>
       <w:r>
         <w:pict w14:anchorId="3A7FE385">
-          <v:rect id="_x0000_i1132" style="width:0;height:1.5pt" o:hralign="center" o:hrstd="t" o:hr="t" fillcolor="#a0a0a0" stroked="f"/>
+          <v:rect id="_x0000_i1029" style="width:0;height:1.5pt" o:hralign="center" o:hrstd="t" o:hr="t" fillcolor="#a0a0a0" stroked="f"/>
         </w:pict>
       </w:r>
     </w:p>
@@ -2647,7 +2654,7 @@
     <w:p>
       <w:r>
         <w:pict w14:anchorId="5748344A">
-          <v:rect id="_x0000_i1133" style="width:0;height:1.5pt" o:hralign="center" o:hrstd="t" o:hr="t" fillcolor="#a0a0a0" stroked="f"/>
+          <v:rect id="_x0000_i1030" style="width:0;height:1.5pt" o:hralign="center" o:hrstd="t" o:hr="t" fillcolor="#a0a0a0" stroked="f"/>
         </w:pict>
       </w:r>
     </w:p>
@@ -2759,7 +2766,7 @@
     <w:p>
       <w:r>
         <w:pict w14:anchorId="080AE5F6">
-          <v:rect id="_x0000_i1134" style="width:0;height:1.5pt" o:hralign="center" o:hrstd="t" o:hr="t" fillcolor="#a0a0a0" stroked="f"/>
+          <v:rect id="_x0000_i1031" style="width:0;height:1.5pt" o:hralign="center" o:hrstd="t" o:hr="t" fillcolor="#a0a0a0" stroked="f"/>
         </w:pict>
       </w:r>
     </w:p>
@@ -2955,7 +2962,7 @@
     <w:p>
       <w:r>
         <w:pict w14:anchorId="2524B123">
-          <v:rect id="_x0000_i1135" style="width:0;height:1.5pt" o:hralign="center" o:hrstd="t" o:hr="t" fillcolor="#a0a0a0" stroked="f"/>
+          <v:rect id="_x0000_i1032" style="width:0;height:1.5pt" o:hralign="center" o:hrstd="t" o:hr="t" fillcolor="#a0a0a0" stroked="f"/>
         </w:pict>
       </w:r>
     </w:p>
@@ -3026,7 +3033,7 @@
     <w:p>
       <w:r>
         <w:pict w14:anchorId="0BAC49FC">
-          <v:rect id="_x0000_i1136" style="width:0;height:1.5pt" o:hralign="center" o:hrstd="t" o:hr="t" fillcolor="#a0a0a0" stroked="f"/>
+          <v:rect id="_x0000_i1033" style="width:0;height:1.5pt" o:hralign="center" o:hrstd="t" o:hr="t" fillcolor="#a0a0a0" stroked="f"/>
         </w:pict>
       </w:r>
     </w:p>
@@ -5827,7 +5834,7 @@
     <w:p>
       <w:r>
         <w:pict w14:anchorId="6B9EF9D9">
-          <v:rect id="_x0000_i1137" style="width:0;height:1.5pt" o:hralign="center" o:hrstd="t" o:hr="t" fillcolor="#a0a0a0" stroked="f"/>
+          <v:rect id="_x0000_i1034" style="width:0;height:1.5pt" o:hralign="center" o:hrstd="t" o:hr="t" fillcolor="#a0a0a0" stroked="f"/>
         </w:pict>
       </w:r>
     </w:p>
@@ -5993,7 +6000,7 @@
     <w:p>
       <w:r>
         <w:pict w14:anchorId="0D249B11">
-          <v:rect id="_x0000_i1163" style="width:0;height:1.5pt" o:hralign="center" o:hrstd="t" o:hr="t" fillcolor="#a0a0a0" stroked="f"/>
+          <v:rect id="_x0000_i1035" style="width:0;height:1.5pt" o:hralign="center" o:hrstd="t" o:hr="t" fillcolor="#a0a0a0" stroked="f"/>
         </w:pict>
       </w:r>
     </w:p>
@@ -6530,7 +6537,7 @@
     <w:p>
       <w:r>
         <w:pict w14:anchorId="505D9A7D">
-          <v:rect id="_x0000_i1164" style="width:0;height:1.5pt" o:hralign="center" o:hrstd="t" o:hr="t" fillcolor="#a0a0a0" stroked="f"/>
+          <v:rect id="_x0000_i1036" style="width:0;height:1.5pt" o:hralign="center" o:hrstd="t" o:hr="t" fillcolor="#a0a0a0" stroked="f"/>
         </w:pict>
       </w:r>
     </w:p>
@@ -6576,7 +6583,7 @@
       </w:r>
     </w:p>
     <w:p>
-      <w:hyperlink r:id="rId7" w:tgtFrame="_blank" w:history="1">
+      <w:hyperlink r:id="rId9" w:tgtFrame="_blank" w:history="1">
         <w:r>
           <w:rPr>
             <w:rStyle w:val="Hyperlink"/>
@@ -6590,6 +6597,7 @@
     </w:p>
     <w:p/>
     <w:sectPr>
+      <w:headerReference w:type="default" r:id="rId10"/>
       <w:pgSz w:w="12240" w:h="15840"/>
       <w:pgMar w:top="1440" w:right="1440" w:bottom="1440" w:left="1440" w:header="720" w:footer="720" w:gutter="0"/>
       <w:cols w:space="720"/>
@@ -6597,6 +6605,74 @@
     </w:sectPr>
   </w:body>
 </w:document>
+</file>
+
+<file path=word/endnotes.xml><?xml version="1.0" encoding="utf-8"?>
+<w:endnotes xmlns:wpc="http://schemas.microsoft.com/office/word/2010/wordprocessingCanvas" xmlns:cx="http://schemas.microsoft.com/office/drawing/2014/chartex" xmlns:cx1="http://schemas.microsoft.com/office/drawing/2015/9/8/chartex" xmlns:cx2="http://schemas.microsoft.com/office/drawing/2015/10/21/chartex" xmlns:cx3="http://schemas.microsoft.com/office/drawing/2016/5/9/chartex" xmlns:cx4="http://schemas.microsoft.com/office/drawing/2016/5/10/chartex" xmlns:cx5="http://schemas.microsoft.com/office/drawing/2016/5/11/chartex" xmlns:cx6="http://schemas.microsoft.com/office/drawing/2016/5/12/chartex" xmlns:cx7="http://schemas.microsoft.com/office/drawing/2016/5/13/chartex" xmlns:cx8="http://schemas.microsoft.com/office/drawing/2016/5/14/chartex" xmlns:mc="http://schemas.openxmlformats.org/markup-compatibility/2006" xmlns:aink="http://schemas.microsoft.com/office/drawing/2016/ink" xmlns:am3d="http://schemas.microsoft.com/office/drawing/2017/model3d" xmlns:o="urn:schemas-microsoft-com:office:office" xmlns:oel="http://schemas.microsoft.com/office/2019/extlst" xmlns:r="http://schemas.openxmlformats.org/officeDocument/2006/relationships" xmlns:m="http://schemas.openxmlformats.org/officeDocument/2006/math" xmlns:v="urn:schemas-microsoft-com:vml" xmlns:wp14="http://schemas.microsoft.com/office/word/2010/wordprocessingDrawing" xmlns:wp="http://schemas.openxmlformats.org/drawingml/2006/wordprocessingDrawing" xmlns:w10="urn:schemas-microsoft-com:office:word" xmlns:w="http://schemas.openxmlformats.org/wordprocessingml/2006/main" xmlns:w14="http://schemas.microsoft.com/office/word/2010/wordml" xmlns:w15="http://schemas.microsoft.com/office/word/2012/wordml" xmlns:w16cex="http://schemas.microsoft.com/office/word/2018/wordml/cex" xmlns:w16cid="http://schemas.microsoft.com/office/word/2016/wordml/cid" xmlns:w16="http://schemas.microsoft.com/office/word/2018/wordml" xmlns:w16du="http://schemas.microsoft.com/office/word/2023/wordml/word16du" xmlns:w16sdtdh="http://schemas.microsoft.com/office/word/2020/wordml/sdtdatahash" xmlns:w16sdtfl="http://schemas.microsoft.com/office/word/2024/wordml/sdtformatlock" xmlns:w16se="http://schemas.microsoft.com/office/word/2015/wordml/symex" xmlns:wpg="http://schemas.microsoft.com/office/word/2010/wordprocessingGroup" xmlns:wpi="http://schemas.microsoft.com/office/word/2010/wordprocessingInk" xmlns:wne="http://schemas.microsoft.com/office/word/2006/wordml" xmlns:wps="http://schemas.microsoft.com/office/word/2010/wordprocessingShape" mc:Ignorable="w14 w15 w16se w16cid w16 w16cex w16sdtdh w16sdtfl w16du wp14">
+  <w:endnote w:type="separator" w:id="-1">
+    <w:p>
+      <w:pPr>
+        <w:spacing w:after="0" w:line="240" w:lineRule="auto"/>
+      </w:pPr>
+      <w:r>
+        <w:separator/>
+      </w:r>
+    </w:p>
+  </w:endnote>
+  <w:endnote w:type="continuationSeparator" w:id="0">
+    <w:p>
+      <w:pPr>
+        <w:spacing w:after="0" w:line="240" w:lineRule="auto"/>
+      </w:pPr>
+      <w:r>
+        <w:continuationSeparator/>
+      </w:r>
+    </w:p>
+  </w:endnote>
+</w:endnotes>
+</file>
+
+<file path=word/footnotes.xml><?xml version="1.0" encoding="utf-8"?>
+<w:footnotes xmlns:wpc="http://schemas.microsoft.com/office/word/2010/wordprocessingCanvas" xmlns:cx="http://schemas.microsoft.com/office/drawing/2014/chartex" xmlns:cx1="http://schemas.microsoft.com/office/drawing/2015/9/8/chartex" xmlns:cx2="http://schemas.microsoft.com/office/drawing/2015/10/21/chartex" xmlns:cx3="http://schemas.microsoft.com/office/drawing/2016/5/9/chartex" xmlns:cx4="http://schemas.microsoft.com/office/drawing/2016/5/10/chartex" xmlns:cx5="http://schemas.microsoft.com/office/drawing/2016/5/11/chartex" xmlns:cx6="http://schemas.microsoft.com/office/drawing/2016/5/12/chartex" xmlns:cx7="http://schemas.microsoft.com/office/drawing/2016/5/13/chartex" xmlns:cx8="http://schemas.microsoft.com/office/drawing/2016/5/14/chartex" xmlns:mc="http://schemas.openxmlformats.org/markup-compatibility/2006" xmlns:aink="http://schemas.microsoft.com/office/drawing/2016/ink" xmlns:am3d="http://schemas.microsoft.com/office/drawing/2017/model3d" xmlns:o="urn:schemas-microsoft-com:office:office" xmlns:oel="http://schemas.microsoft.com/office/2019/extlst" xmlns:r="http://schemas.openxmlformats.org/officeDocument/2006/relationships" xmlns:m="http://schemas.openxmlformats.org/officeDocument/2006/math" xmlns:v="urn:schemas-microsoft-com:vml" xmlns:wp14="http://schemas.microsoft.com/office/word/2010/wordprocessingDrawing" xmlns:wp="http://schemas.openxmlformats.org/drawingml/2006/wordprocessingDrawing" xmlns:w10="urn:schemas-microsoft-com:office:word" xmlns:w="http://schemas.openxmlformats.org/wordprocessingml/2006/main" xmlns:w14="http://schemas.microsoft.com/office/word/2010/wordml" xmlns:w15="http://schemas.microsoft.com/office/word/2012/wordml" xmlns:w16cex="http://schemas.microsoft.com/office/word/2018/wordml/cex" xmlns:w16cid="http://schemas.microsoft.com/office/word/2016/wordml/cid" xmlns:w16="http://schemas.microsoft.com/office/word/2018/wordml" xmlns:w16du="http://schemas.microsoft.com/office/word/2023/wordml/word16du" xmlns:w16sdtdh="http://schemas.microsoft.com/office/word/2020/wordml/sdtdatahash" xmlns:w16sdtfl="http://schemas.microsoft.com/office/word/2024/wordml/sdtformatlock" xmlns:w16se="http://schemas.microsoft.com/office/word/2015/wordml/symex" xmlns:wpg="http://schemas.microsoft.com/office/word/2010/wordprocessingGroup" xmlns:wpi="http://schemas.microsoft.com/office/word/2010/wordprocessingInk" xmlns:wne="http://schemas.microsoft.com/office/word/2006/wordml" xmlns:wps="http://schemas.microsoft.com/office/word/2010/wordprocessingShape" mc:Ignorable="w14 w15 w16se w16cid w16 w16cex w16sdtdh w16sdtfl w16du wp14">
+  <w:footnote w:type="separator" w:id="-1">
+    <w:p>
+      <w:pPr>
+        <w:spacing w:after="0" w:line="240" w:lineRule="auto"/>
+      </w:pPr>
+      <w:r>
+        <w:separator/>
+      </w:r>
+    </w:p>
+  </w:footnote>
+  <w:footnote w:type="continuationSeparator" w:id="0">
+    <w:p>
+      <w:pPr>
+        <w:spacing w:after="0" w:line="240" w:lineRule="auto"/>
+      </w:pPr>
+      <w:r>
+        <w:continuationSeparator/>
+      </w:r>
+    </w:p>
+  </w:footnote>
+</w:footnotes>
+</file>
+
+<file path=word/header1.xml><?xml version="1.0" encoding="utf-8"?>
+<w:hdr xmlns:wpc="http://schemas.microsoft.com/office/word/2010/wordprocessingCanvas" xmlns:cx="http://schemas.microsoft.com/office/drawing/2014/chartex" xmlns:cx1="http://schemas.microsoft.com/office/drawing/2015/9/8/chartex" xmlns:cx2="http://schemas.microsoft.com/office/drawing/2015/10/21/chartex" xmlns:cx3="http://schemas.microsoft.com/office/drawing/2016/5/9/chartex" xmlns:cx4="http://schemas.microsoft.com/office/drawing/2016/5/10/chartex" xmlns:cx5="http://schemas.microsoft.com/office/drawing/2016/5/11/chartex" xmlns:cx6="http://schemas.microsoft.com/office/drawing/2016/5/12/chartex" xmlns:cx7="http://schemas.microsoft.com/office/drawing/2016/5/13/chartex" xmlns:cx8="http://schemas.microsoft.com/office/drawing/2016/5/14/chartex" xmlns:mc="http://schemas.openxmlformats.org/markup-compatibility/2006" xmlns:aink="http://schemas.microsoft.com/office/drawing/2016/ink" xmlns:am3d="http://schemas.microsoft.com/office/drawing/2017/model3d" xmlns:o="urn:schemas-microsoft-com:office:office" xmlns:oel="http://schemas.microsoft.com/office/2019/extlst" xmlns:r="http://schemas.openxmlformats.org/officeDocument/2006/relationships" xmlns:m="http://schemas.openxmlformats.org/officeDocument/2006/math" xmlns:v="urn:schemas-microsoft-com:vml" xmlns:wp14="http://schemas.microsoft.com/office/word/2010/wordprocessingDrawing" xmlns:wp="http://schemas.openxmlformats.org/drawingml/2006/wordprocessingDrawing" xmlns:w10="urn:schemas-microsoft-com:office:word" xmlns:w="http://schemas.openxmlformats.org/wordprocessingml/2006/main" xmlns:w14="http://schemas.microsoft.com/office/word/2010/wordml" xmlns:w15="http://schemas.microsoft.com/office/word/2012/wordml" xmlns:w16cex="http://schemas.microsoft.com/office/word/2018/wordml/cex" xmlns:w16cid="http://schemas.microsoft.com/office/word/2016/wordml/cid" xmlns:w16="http://schemas.microsoft.com/office/word/2018/wordml" xmlns:w16du="http://schemas.microsoft.com/office/word/2023/wordml/word16du" xmlns:w16sdtdh="http://schemas.microsoft.com/office/word/2020/wordml/sdtdatahash" xmlns:w16sdtfl="http://schemas.microsoft.com/office/word/2024/wordml/sdtformatlock" xmlns:w16se="http://schemas.microsoft.com/office/word/2015/wordml/symex" xmlns:wpg="http://schemas.microsoft.com/office/word/2010/wordprocessingGroup" xmlns:wpi="http://schemas.microsoft.com/office/word/2010/wordprocessingInk" xmlns:wne="http://schemas.microsoft.com/office/word/2006/wordml" xmlns:wps="http://schemas.microsoft.com/office/word/2010/wordprocessingShape" mc:Ignorable="w14 w15 w16se w16cid w16 w16cex w16sdtdh w16sdtfl w16du wp14">
+  <w:p>
+    <w:pPr>
+      <w:pStyle w:val="Header"/>
+    </w:pPr>
+    <w:r>
+      <w:t>© 2026 Shawn Sammartano. All rights reserved.</w:t>
+    </w:r>
+  </w:p>
+  <w:p>
+    <w:pPr>
+      <w:pStyle w:val="Header"/>
+    </w:pPr>
+  </w:p>
+</w:hdr>
 </file>
 
 <file path=word/numbering.xml><?xml version="1.0" encoding="utf-8"?>
@@ -12239,6 +12315,7 @@
   <w:style w:type="character" w:default="1" w:styleId="DefaultParagraphFont">
     <w:name w:val="Default Paragraph Font"/>
     <w:uiPriority w:val="1"/>
+    <w:semiHidden/>
     <w:unhideWhenUsed/>
   </w:style>
   <w:style w:type="table" w:default="1" w:styleId="TableNormal">
@@ -12575,6 +12652,50 @@
       <w:shd w:val="clear" w:color="auto" w:fill="E1DFDD"/>
     </w:rPr>
   </w:style>
+  <w:style w:type="paragraph" w:styleId="Header">
+    <w:name w:val="header"/>
+    <w:basedOn w:val="Normal"/>
+    <w:link w:val="HeaderChar"/>
+    <w:uiPriority w:val="99"/>
+    <w:unhideWhenUsed/>
+    <w:rsid w:val="003A1EF8"/>
+    <w:pPr>
+      <w:tabs>
+        <w:tab w:val="center" w:pos="4680"/>
+        <w:tab w:val="right" w:pos="9360"/>
+      </w:tabs>
+      <w:spacing w:after="0" w:line="240" w:lineRule="auto"/>
+    </w:pPr>
+  </w:style>
+  <w:style w:type="character" w:customStyle="1" w:styleId="HeaderChar">
+    <w:name w:val="Header Char"/>
+    <w:basedOn w:val="DefaultParagraphFont"/>
+    <w:link w:val="Header"/>
+    <w:uiPriority w:val="99"/>
+    <w:rsid w:val="003A1EF8"/>
+  </w:style>
+  <w:style w:type="paragraph" w:styleId="Footer">
+    <w:name w:val="footer"/>
+    <w:basedOn w:val="Normal"/>
+    <w:link w:val="FooterChar"/>
+    <w:uiPriority w:val="99"/>
+    <w:unhideWhenUsed/>
+    <w:rsid w:val="003A1EF8"/>
+    <w:pPr>
+      <w:tabs>
+        <w:tab w:val="center" w:pos="4680"/>
+        <w:tab w:val="right" w:pos="9360"/>
+      </w:tabs>
+      <w:spacing w:after="0" w:line="240" w:lineRule="auto"/>
+    </w:pPr>
+  </w:style>
+  <w:style w:type="character" w:customStyle="1" w:styleId="FooterChar">
+    <w:name w:val="Footer Char"/>
+    <w:basedOn w:val="DefaultParagraphFont"/>
+    <w:link w:val="Footer"/>
+    <w:uiPriority w:val="99"/>
+    <w:rsid w:val="003A1EF8"/>
+  </w:style>
 </w:styles>
 </file>
 
